--- a/dodopizza_ru/comply_docs/06_Журнал_учёта.docx
+++ b/dodopizza_ru/comply_docs/06_Журнал_учёта.docx
@@ -38,7 +38,7 @@
     </w:p>
     <w:p>
       <w:r>
-        <w:t>Дата введения: 15.06.2026</w:t>
+        <w:t>Дата введения: 16.06.2026</w:t>
       </w:r>
     </w:p>
     <w:p/>

--- a/dodopizza_ru/comply_docs/06_Журнал_учёта.docx
+++ b/dodopizza_ru/comply_docs/06_Журнал_учёта.docx
@@ -38,7 +38,7 @@
     </w:p>
     <w:p>
       <w:r>
-        <w:t>Дата введения: 16.06.2026</w:t>
+        <w:t>Дата введения: 18.06.2026</w:t>
       </w:r>
     </w:p>
     <w:p/>
